--- a/SpringFwFiles/SpringMVC.docx
+++ b/SpringFwFiles/SpringMVC.docx
@@ -1,6 +1,6 @@
 
 <file path=word/document.xml><?xml version="1.0" encoding="utf-8"?>
-<w:document xmlns:wpc="http://schemas.microsoft.com/office/word/2010/wordprocessingCanvas" xmlns:cx="http://schemas.microsoft.com/office/drawing/2014/chartex" xmlns:cx1="http://schemas.microsoft.com/office/drawing/2015/9/8/chartex" xmlns:cx2="http://schemas.microsoft.com/office/drawing/2015/10/21/chartex" xmlns:cx3="http://schemas.microsoft.com/office/drawing/2016/5/9/chartex" xmlns:cx4="http://schemas.microsoft.com/office/drawing/2016/5/10/chartex" xmlns:cx5="http://schemas.microsoft.com/office/drawing/2016/5/11/chartex" xmlns:cx6="http://schemas.microsoft.com/office/drawing/2016/5/12/chartex" xmlns:cx7="http://schemas.microsoft.com/office/drawing/2016/5/13/chartex" xmlns:cx8="http://schemas.microsoft.com/office/drawing/2016/5/14/chartex" xmlns:mc="http://schemas.openxmlformats.org/markup-compatibility/2006" xmlns:aink="http://schemas.microsoft.com/office/drawing/2016/ink" xmlns:am3d="http://schemas.microsoft.com/office/drawing/2017/model3d" xmlns:o="urn:schemas-microsoft-com:office:office" xmlns:oel="http://schemas.microsoft.com/office/2019/extlst" xmlns:r="http://schemas.openxmlformats.org/officeDocument/2006/relationships" xmlns:m="http://schemas.openxmlformats.org/officeDocument/2006/math" xmlns:v="urn:schemas-microsoft-com:vml" xmlns:wp14="http://schemas.microsoft.com/office/word/2010/wordprocessingDrawing" xmlns:wp="http://schemas.openxmlformats.org/drawingml/2006/wordprocessingDrawing" xmlns:w10="urn:schemas-microsoft-com:office:word" xmlns:w="http://schemas.openxmlformats.org/wordprocessingml/2006/main" xmlns:w14="http://schemas.microsoft.com/office/word/2010/wordml" xmlns:w15="http://schemas.microsoft.com/office/word/2012/wordml" xmlns:w16cex="http://schemas.microsoft.com/office/word/2018/wordml/cex" xmlns:w16cid="http://schemas.microsoft.com/office/word/2016/wordml/cid" xmlns:w16="http://schemas.microsoft.com/office/word/2018/wordml" xmlns:w16sdtdh="http://schemas.microsoft.com/office/word/2020/wordml/sdtdatahash" xmlns:w16se="http://schemas.microsoft.com/office/word/2015/wordml/symex" xmlns:wpg="http://schemas.microsoft.com/office/word/2010/wordprocessingGroup" xmlns:wpi="http://schemas.microsoft.com/office/word/2010/wordprocessingInk" xmlns:wne="http://schemas.microsoft.com/office/word/2006/wordml" xmlns:wps="http://schemas.microsoft.com/office/word/2010/wordprocessingShape" mc:Ignorable="w14 w15 w16se w16cid w16 w16cex w16sdtdh wp14">
+<w:document xmlns:wpc="http://schemas.microsoft.com/office/word/2010/wordprocessingCanvas" xmlns:cx="http://schemas.microsoft.com/office/drawing/2014/chartex" xmlns:cx1="http://schemas.microsoft.com/office/drawing/2015/9/8/chartex" xmlns:mc="http://schemas.openxmlformats.org/markup-compatibility/2006" xmlns:o="urn:schemas-microsoft-com:office:office" xmlns:r="http://schemas.openxmlformats.org/officeDocument/2006/relationships" xmlns:m="http://schemas.openxmlformats.org/officeDocument/2006/math" xmlns:v="urn:schemas-microsoft-com:vml" xmlns:wp14="http://schemas.microsoft.com/office/word/2010/wordprocessingDrawing" xmlns:wp="http://schemas.openxmlformats.org/drawingml/2006/wordprocessingDrawing" xmlns:w10="urn:schemas-microsoft-com:office:word" xmlns:w="http://schemas.openxmlformats.org/wordprocessingml/2006/main" xmlns:w14="http://schemas.microsoft.com/office/word/2010/wordml" xmlns:w15="http://schemas.microsoft.com/office/word/2012/wordml" xmlns:w16se="http://schemas.microsoft.com/office/word/2015/wordml/symex" xmlns:wpg="http://schemas.microsoft.com/office/word/2010/wordprocessingGroup" xmlns:wpi="http://schemas.microsoft.com/office/word/2010/wordprocessingInk" xmlns:wne="http://schemas.microsoft.com/office/word/2006/wordml" xmlns:wps="http://schemas.microsoft.com/office/word/2010/wordprocessingShape" mc:Ignorable="w14 w15 w16se wp14">
   <w:body>
     <w:p>
       <w:pPr>
@@ -81,6 +81,7 @@
       <w:r>
         <w:rPr>
           <w:noProof/>
+          <w:lang w:val="en-US" w:eastAsia="en-US" w:bidi="te-IN"/>
         </w:rPr>
         <w:drawing>
           <wp:inline distT="0" distB="0" distL="0" distR="0" wp14:anchorId="2A2183F1" wp14:editId="087BFAB4">
@@ -248,20 +249,20 @@
           <w:szCs w:val="21"/>
           <w:lang w:eastAsia="en-IN"/>
         </w:rPr>
-        <w:t xml:space="preserve"> - A view represents the provided information in a particular format. Generally, JSP+JSTL is used to create a view page. Although spring also supports other view technologies such as Apache Velocity, </w:t>
-      </w:r>
-      <w:proofErr w:type="spellStart"/>
+        <w:t xml:space="preserve"> - A view represents the provided information in a particular format. Generally, </w:t>
+      </w:r>
       <w:r>
         <w:rPr>
           <w:rFonts w:ascii="Verdana" w:eastAsia="Times New Roman" w:hAnsi="Verdana" w:cs="Times New Roman"/>
+          <w:b/>
+          <w:bCs/>
           <w:color w:val="000000"/>
           <w:sz w:val="21"/>
           <w:szCs w:val="21"/>
           <w:lang w:eastAsia="en-IN"/>
         </w:rPr>
-        <w:t>Thymeleaf</w:t>
-      </w:r>
-      <w:proofErr w:type="spellEnd"/>
+        <w:t>JSP+JSTL</w:t>
+      </w:r>
       <w:r>
         <w:rPr>
           <w:rFonts w:ascii="Verdana" w:eastAsia="Times New Roman" w:hAnsi="Verdana" w:cs="Times New Roman"/>
@@ -270,20 +271,64 @@
           <w:szCs w:val="21"/>
           <w:lang w:eastAsia="en-IN"/>
         </w:rPr>
-        <w:t xml:space="preserve"> and </w:t>
-      </w:r>
-      <w:proofErr w:type="spellStart"/>
+        <w:t xml:space="preserve"> is used to create a view page. Although spring also supports other view technologies such as </w:t>
+      </w:r>
       <w:r>
         <w:rPr>
           <w:rFonts w:ascii="Verdana" w:eastAsia="Times New Roman" w:hAnsi="Verdana" w:cs="Times New Roman"/>
+          <w:b/>
+          <w:bCs/>
           <w:color w:val="000000"/>
           <w:sz w:val="21"/>
           <w:szCs w:val="21"/>
           <w:lang w:eastAsia="en-IN"/>
         </w:rPr>
+        <w:t>Apache Velocity</w:t>
+      </w:r>
+      <w:r>
+        <w:rPr>
+          <w:rFonts w:ascii="Verdana" w:eastAsia="Times New Roman" w:hAnsi="Verdana" w:cs="Times New Roman"/>
+          <w:color w:val="000000"/>
+          <w:sz w:val="21"/>
+          <w:szCs w:val="21"/>
+          <w:lang w:eastAsia="en-IN"/>
+        </w:rPr>
+        <w:t xml:space="preserve">, </w:t>
+      </w:r>
+      <w:r>
+        <w:rPr>
+          <w:rFonts w:ascii="Verdana" w:eastAsia="Times New Roman" w:hAnsi="Verdana" w:cs="Times New Roman"/>
+          <w:b/>
+          <w:bCs/>
+          <w:color w:val="000000"/>
+          <w:sz w:val="21"/>
+          <w:szCs w:val="21"/>
+          <w:lang w:eastAsia="en-IN"/>
+        </w:rPr>
+        <w:t>Thymeleaf</w:t>
+      </w:r>
+      <w:r>
+        <w:rPr>
+          <w:rFonts w:ascii="Verdana" w:eastAsia="Times New Roman" w:hAnsi="Verdana" w:cs="Times New Roman"/>
+          <w:color w:val="000000"/>
+          <w:sz w:val="21"/>
+          <w:szCs w:val="21"/>
+          <w:lang w:eastAsia="en-IN"/>
+        </w:rPr>
+        <w:t xml:space="preserve"> and </w:t>
+      </w:r>
+      <w:r>
+        <w:rPr>
+          <w:rFonts w:ascii="Verdana" w:eastAsia="Times New Roman" w:hAnsi="Verdana" w:cs="Times New Roman"/>
+          <w:b/>
+          <w:bCs/>
+          <w:color w:val="000000"/>
+          <w:sz w:val="21"/>
+          <w:szCs w:val="21"/>
+          <w:lang w:eastAsia="en-IN"/>
+        </w:rPr>
         <w:t>FreeMarker</w:t>
       </w:r>
-      <w:proofErr w:type="spellEnd"/>
       <w:r>
         <w:rPr>
           <w:rFonts w:ascii="Verdana" w:eastAsia="Times New Roman" w:hAnsi="Verdana" w:cs="Times New Roman"/>
@@ -334,10 +379,11 @@
         </w:rPr>
         <w:t xml:space="preserve"> - In Spring Web MVC, the </w:t>
       </w:r>
-      <w:proofErr w:type="spellStart"/>
       <w:r>
         <w:rPr>
           <w:rFonts w:ascii="Verdana" w:eastAsia="Times New Roman" w:hAnsi="Verdana" w:cs="Times New Roman"/>
+          <w:b/>
+          <w:bCs/>
           <w:color w:val="000000"/>
           <w:sz w:val="21"/>
           <w:szCs w:val="21"/>
@@ -345,7 +391,6 @@
         </w:rPr>
         <w:t>DispatcherServlet</w:t>
       </w:r>
-      <w:proofErr w:type="spellEnd"/>
       <w:r>
         <w:rPr>
           <w:rFonts w:ascii="Verdana" w:eastAsia="Times New Roman" w:hAnsi="Verdana" w:cs="Times New Roman"/>
@@ -377,7 +422,6 @@
         </w:rPr>
         <w:t>A Spring MVC provides an elegant solution to use MVC in spring framework by the help of </w:t>
       </w:r>
-      <w:proofErr w:type="spellStart"/>
       <w:r>
         <w:rPr>
           <w:rStyle w:val="Strong"/>
@@ -388,7 +432,6 @@
         </w:rPr>
         <w:t>DispatcherServlet</w:t>
       </w:r>
-      <w:proofErr w:type="spellEnd"/>
       <w:r>
         <w:rPr>
           <w:rFonts w:ascii="Verdana" w:hAnsi="Verdana"/>
@@ -399,7 +442,6 @@
         </w:rPr>
         <w:t>. Here, </w:t>
       </w:r>
-      <w:proofErr w:type="spellStart"/>
       <w:r>
         <w:rPr>
           <w:rStyle w:val="Strong"/>
@@ -410,7 +452,6 @@
         </w:rPr>
         <w:t>DispatcherServlet</w:t>
       </w:r>
-      <w:proofErr w:type="spellEnd"/>
       <w:r>
         <w:rPr>
           <w:rFonts w:ascii="Verdana" w:hAnsi="Verdana"/>
@@ -429,6 +470,7 @@
       <w:r>
         <w:rPr>
           <w:noProof/>
+          <w:lang w:val="en-US" w:bidi="te-IN"/>
         </w:rPr>
         <w:lastRenderedPageBreak/>
         <w:drawing>
@@ -505,29 +547,7 @@
           <w:szCs w:val="21"/>
           <w:lang w:eastAsia="en-IN"/>
         </w:rPr>
-        <w:t xml:space="preserve">As displayed in the figure, all the incoming request is intercepted by the </w:t>
-      </w:r>
-      <w:proofErr w:type="spellStart"/>
-      <w:r>
-        <w:rPr>
-          <w:rFonts w:ascii="Verdana" w:eastAsia="Times New Roman" w:hAnsi="Verdana" w:cs="Times New Roman"/>
-          <w:color w:val="000000"/>
-          <w:sz w:val="21"/>
-          <w:szCs w:val="21"/>
-          <w:lang w:eastAsia="en-IN"/>
-        </w:rPr>
-        <w:t>DispatcherServlet</w:t>
-      </w:r>
-      <w:proofErr w:type="spellEnd"/>
-      <w:r>
-        <w:rPr>
-          <w:rFonts w:ascii="Verdana" w:eastAsia="Times New Roman" w:hAnsi="Verdana" w:cs="Times New Roman"/>
-          <w:color w:val="000000"/>
-          <w:sz w:val="21"/>
-          <w:szCs w:val="21"/>
-          <w:lang w:eastAsia="en-IN"/>
-        </w:rPr>
-        <w:t xml:space="preserve"> that works as the front controller.</w:t>
+        <w:t>As displayed in the figure, all the incoming request is intercepted by the DispatcherServlet that works as the front controller.</w:t>
       </w:r>
     </w:p>
     <w:p>
@@ -554,29 +574,7 @@
           <w:szCs w:val="21"/>
           <w:lang w:eastAsia="en-IN"/>
         </w:rPr>
-        <w:t xml:space="preserve">The </w:t>
-      </w:r>
-      <w:proofErr w:type="spellStart"/>
-      <w:r>
-        <w:rPr>
-          <w:rFonts w:ascii="Verdana" w:eastAsia="Times New Roman" w:hAnsi="Verdana" w:cs="Times New Roman"/>
-          <w:color w:val="000000"/>
-          <w:sz w:val="21"/>
-          <w:szCs w:val="21"/>
-          <w:lang w:eastAsia="en-IN"/>
-        </w:rPr>
-        <w:t>DispatcherServlet</w:t>
-      </w:r>
-      <w:proofErr w:type="spellEnd"/>
-      <w:r>
-        <w:rPr>
-          <w:rFonts w:ascii="Verdana" w:eastAsia="Times New Roman" w:hAnsi="Verdana" w:cs="Times New Roman"/>
-          <w:color w:val="000000"/>
-          <w:sz w:val="21"/>
-          <w:szCs w:val="21"/>
-          <w:lang w:eastAsia="en-IN"/>
-        </w:rPr>
-        <w:t xml:space="preserve"> gets an entry of handler mapping from the XML file and forwards the request to the controller.</w:t>
+        <w:t>The DispatcherServlet gets an entry of handler mapping from the XML file and forwards the request to the controller.</w:t>
       </w:r>
     </w:p>
     <w:p>
@@ -603,29 +601,7 @@
           <w:szCs w:val="21"/>
           <w:lang w:eastAsia="en-IN"/>
         </w:rPr>
-        <w:t xml:space="preserve">The controller returns an object of </w:t>
-      </w:r>
-      <w:proofErr w:type="spellStart"/>
-      <w:r>
-        <w:rPr>
-          <w:rFonts w:ascii="Verdana" w:eastAsia="Times New Roman" w:hAnsi="Verdana" w:cs="Times New Roman"/>
-          <w:color w:val="000000"/>
-          <w:sz w:val="21"/>
-          <w:szCs w:val="21"/>
-          <w:lang w:eastAsia="en-IN"/>
-        </w:rPr>
-        <w:t>ModelAndView</w:t>
-      </w:r>
-      <w:proofErr w:type="spellEnd"/>
-      <w:r>
-        <w:rPr>
-          <w:rFonts w:ascii="Verdana" w:eastAsia="Times New Roman" w:hAnsi="Verdana" w:cs="Times New Roman"/>
-          <w:color w:val="000000"/>
-          <w:sz w:val="21"/>
-          <w:szCs w:val="21"/>
-          <w:lang w:eastAsia="en-IN"/>
-        </w:rPr>
-        <w:t>.</w:t>
+        <w:t>The controller returns an object of ModelAndView.</w:t>
       </w:r>
     </w:p>
     <w:p>
@@ -652,29 +628,7 @@
           <w:szCs w:val="21"/>
           <w:lang w:eastAsia="en-IN"/>
         </w:rPr>
-        <w:t xml:space="preserve">The </w:t>
-      </w:r>
-      <w:proofErr w:type="spellStart"/>
-      <w:r>
-        <w:rPr>
-          <w:rFonts w:ascii="Verdana" w:eastAsia="Times New Roman" w:hAnsi="Verdana" w:cs="Times New Roman"/>
-          <w:color w:val="000000"/>
-          <w:sz w:val="21"/>
-          <w:szCs w:val="21"/>
-          <w:lang w:eastAsia="en-IN"/>
-        </w:rPr>
-        <w:t>DispatcherServlet</w:t>
-      </w:r>
-      <w:proofErr w:type="spellEnd"/>
-      <w:r>
-        <w:rPr>
-          <w:rFonts w:ascii="Verdana" w:eastAsia="Times New Roman" w:hAnsi="Verdana" w:cs="Times New Roman"/>
-          <w:color w:val="000000"/>
-          <w:sz w:val="21"/>
-          <w:szCs w:val="21"/>
-          <w:lang w:eastAsia="en-IN"/>
-        </w:rPr>
-        <w:t xml:space="preserve"> checks the entry of view resolver in the XML file and invokes the specified view component.</w:t>
+        <w:t>The DispatcherServlet checks the entry of view resolver in the XML file and invokes the specified view component.</w:t>
       </w:r>
     </w:p>
     <w:p>
@@ -909,15 +863,7 @@
         </w:numPr>
       </w:pPr>
       <w:r>
-        <w:t xml:space="preserve">File New Project – Maven Project – Select Archetype (maven-archetype-webapp) – next button </w:t>
-      </w:r>
-      <w:proofErr w:type="gramStart"/>
-      <w:r>
-        <w:t>-  Specify</w:t>
-      </w:r>
-      <w:proofErr w:type="gramEnd"/>
-      <w:r>
-        <w:t xml:space="preserve"> Group Id and Artifact Id then click Finish Button</w:t>
+        <w:t>File New Project – Maven Project – Select Archetype (maven-archetype-webapp) – next button -  Specify Group Id and Artifact Id then click Finish Button</w:t>
       </w:r>
     </w:p>
     <w:p>
@@ -1251,27 +1197,129 @@
           <w:sz w:val="20"/>
           <w:szCs w:val="20"/>
         </w:rPr>
-        <w:t>5.1.</w:t>
-      </w:r>
+        <w:t>5.1.1.RELEASE</w:t>
+      </w:r>
+      <w:r>
+        <w:rPr>
+          <w:rFonts w:ascii="Consolas" w:hAnsi="Consolas" w:cs="Consolas"/>
+          <w:color w:val="008080"/>
+          <w:sz w:val="20"/>
+          <w:szCs w:val="20"/>
+        </w:rPr>
+        <w:t>&lt;/</w:t>
+      </w:r>
+      <w:r>
+        <w:rPr>
+          <w:rFonts w:ascii="Consolas" w:hAnsi="Consolas" w:cs="Consolas"/>
+          <w:color w:val="3F7F7F"/>
+          <w:sz w:val="20"/>
+          <w:szCs w:val="20"/>
+        </w:rPr>
+        <w:t>version</w:t>
+      </w:r>
+      <w:r>
+        <w:rPr>
+          <w:rFonts w:ascii="Consolas" w:hAnsi="Consolas" w:cs="Consolas"/>
+          <w:color w:val="008080"/>
+          <w:sz w:val="20"/>
+          <w:szCs w:val="20"/>
+        </w:rPr>
+        <w:t>&gt;</w:t>
+      </w:r>
+    </w:p>
+    <w:p>
+      <w:pPr>
+        <w:autoSpaceDE w:val="0"/>
+        <w:autoSpaceDN w:val="0"/>
+        <w:adjustRightInd w:val="0"/>
+        <w:spacing w:after="0" w:line="240" w:lineRule="auto"/>
+        <w:rPr>
+          <w:rFonts w:ascii="Consolas" w:hAnsi="Consolas" w:cs="Consolas"/>
+          <w:sz w:val="20"/>
+          <w:szCs w:val="20"/>
+        </w:rPr>
+      </w:pPr>
+      <w:r>
+        <w:rPr>
+          <w:rFonts w:ascii="Consolas" w:hAnsi="Consolas" w:cs="Consolas"/>
+          <w:color w:val="008080"/>
+          <w:sz w:val="20"/>
+          <w:szCs w:val="20"/>
+        </w:rPr>
+        <w:t>&lt;/</w:t>
+      </w:r>
+      <w:r>
+        <w:rPr>
+          <w:rFonts w:ascii="Consolas" w:hAnsi="Consolas" w:cs="Consolas"/>
+          <w:color w:val="3F7F7F"/>
+          <w:sz w:val="20"/>
+          <w:szCs w:val="20"/>
+        </w:rPr>
+        <w:t>dependency</w:t>
+      </w:r>
+      <w:r>
+        <w:rPr>
+          <w:rFonts w:ascii="Consolas" w:hAnsi="Consolas" w:cs="Consolas"/>
+          <w:color w:val="008080"/>
+          <w:sz w:val="20"/>
+          <w:szCs w:val="20"/>
+        </w:rPr>
+        <w:t>&gt;</w:t>
+      </w:r>
+    </w:p>
+    <w:p>
+      <w:pPr>
+        <w:autoSpaceDE w:val="0"/>
+        <w:autoSpaceDN w:val="0"/>
+        <w:adjustRightInd w:val="0"/>
+        <w:spacing w:after="0" w:line="240" w:lineRule="auto"/>
+        <w:rPr>
+          <w:rFonts w:ascii="Consolas" w:hAnsi="Consolas" w:cs="Consolas"/>
+          <w:sz w:val="20"/>
+          <w:szCs w:val="20"/>
+        </w:rPr>
+      </w:pPr>
       <w:proofErr w:type="gramStart"/>
       <w:r>
         <w:rPr>
           <w:rFonts w:ascii="Consolas" w:hAnsi="Consolas" w:cs="Consolas"/>
-          <w:color w:val="000000"/>
-          <w:sz w:val="20"/>
-          <w:szCs w:val="20"/>
-        </w:rPr>
-        <w:t>1.RELEASE</w:t>
+          <w:color w:val="3F5FBF"/>
+          <w:sz w:val="20"/>
+          <w:szCs w:val="20"/>
+        </w:rPr>
+        <w:t>&lt;!--</w:t>
       </w:r>
       <w:proofErr w:type="gramEnd"/>
       <w:r>
         <w:rPr>
           <w:rFonts w:ascii="Consolas" w:hAnsi="Consolas" w:cs="Consolas"/>
-          <w:color w:val="008080"/>
-          <w:sz w:val="20"/>
-          <w:szCs w:val="20"/>
-        </w:rPr>
-        <w:t>&lt;/</w:t>
+          <w:color w:val="3F5FBF"/>
+          <w:sz w:val="20"/>
+          <w:szCs w:val="20"/>
+        </w:rPr>
+        <w:t xml:space="preserve"> https://mvnrepository.com/artifact/org.apache.tomcat/tomcat-jasper --&gt;</w:t>
+      </w:r>
+    </w:p>
+    <w:p>
+      <w:pPr>
+        <w:autoSpaceDE w:val="0"/>
+        <w:autoSpaceDN w:val="0"/>
+        <w:adjustRightInd w:val="0"/>
+        <w:spacing w:after="0" w:line="240" w:lineRule="auto"/>
+        <w:rPr>
+          <w:rFonts w:ascii="Consolas" w:hAnsi="Consolas" w:cs="Consolas"/>
+          <w:sz w:val="20"/>
+          <w:szCs w:val="20"/>
+        </w:rPr>
+      </w:pPr>
+      <w:r>
+        <w:rPr>
+          <w:rFonts w:ascii="Consolas" w:hAnsi="Consolas" w:cs="Consolas"/>
+          <w:color w:val="008080"/>
+          <w:sz w:val="20"/>
+          <w:szCs w:val="20"/>
+        </w:rPr>
+        <w:t>&lt;</w:t>
       </w:r>
       <w:r>
         <w:rPr>
@@ -1280,7 +1328,7 @@
           <w:sz w:val="20"/>
           <w:szCs w:val="20"/>
         </w:rPr>
-        <w:t>version</w:t>
+        <w:t>dependency</w:t>
       </w:r>
       <w:r>
         <w:rPr>
@@ -1307,12 +1355,22 @@
       <w:r>
         <w:rPr>
           <w:rFonts w:ascii="Consolas" w:hAnsi="Consolas" w:cs="Consolas"/>
-          <w:color w:val="008080"/>
-          <w:sz w:val="20"/>
-          <w:szCs w:val="20"/>
-        </w:rPr>
-        <w:t>&lt;/</w:t>
-      </w:r>
+          <w:color w:val="000000"/>
+          <w:sz w:val="20"/>
+          <w:szCs w:val="20"/>
+        </w:rPr>
+        <w:t xml:space="preserve">    </w:t>
+      </w:r>
+      <w:r>
+        <w:rPr>
+          <w:rFonts w:ascii="Consolas" w:hAnsi="Consolas" w:cs="Consolas"/>
+          <w:color w:val="008080"/>
+          <w:sz w:val="20"/>
+          <w:szCs w:val="20"/>
+        </w:rPr>
+        <w:t>&lt;</w:t>
+      </w:r>
+      <w:proofErr w:type="spellStart"/>
       <w:r>
         <w:rPr>
           <w:rFonts w:ascii="Consolas" w:hAnsi="Consolas" w:cs="Consolas"/>
@@ -1320,8 +1378,9 @@
           <w:sz w:val="20"/>
           <w:szCs w:val="20"/>
         </w:rPr>
-        <w:t>dependency</w:t>
-      </w:r>
+        <w:t>groupId</w:t>
+      </w:r>
+      <w:proofErr w:type="spellEnd"/>
       <w:r>
         <w:rPr>
           <w:rFonts w:ascii="Consolas" w:hAnsi="Consolas" w:cs="Consolas"/>
@@ -1331,143 +1390,17 @@
         </w:rPr>
         <w:t>&gt;</w:t>
       </w:r>
-    </w:p>
-    <w:p>
-      <w:pPr>
-        <w:autoSpaceDE w:val="0"/>
-        <w:autoSpaceDN w:val="0"/>
-        <w:adjustRightInd w:val="0"/>
-        <w:spacing w:after="0" w:line="240" w:lineRule="auto"/>
-        <w:rPr>
-          <w:rFonts w:ascii="Consolas" w:hAnsi="Consolas" w:cs="Consolas"/>
-          <w:sz w:val="20"/>
-          <w:szCs w:val="20"/>
-        </w:rPr>
-      </w:pPr>
-      <w:proofErr w:type="gramStart"/>
-      <w:r>
-        <w:rPr>
-          <w:rFonts w:ascii="Consolas" w:hAnsi="Consolas" w:cs="Consolas"/>
-          <w:color w:val="3F5FBF"/>
-          <w:sz w:val="20"/>
-          <w:szCs w:val="20"/>
-        </w:rPr>
-        <w:t>&lt;!--</w:t>
-      </w:r>
-      <w:proofErr w:type="gramEnd"/>
-      <w:r>
-        <w:rPr>
-          <w:rFonts w:ascii="Consolas" w:hAnsi="Consolas" w:cs="Consolas"/>
-          <w:color w:val="3F5FBF"/>
-          <w:sz w:val="20"/>
-          <w:szCs w:val="20"/>
-        </w:rPr>
-        <w:t xml:space="preserve"> https://mvnrepository.com/artifact/org.apache.tomcat/tomcat-jasper --&gt;</w:t>
-      </w:r>
-    </w:p>
-    <w:p>
-      <w:pPr>
-        <w:autoSpaceDE w:val="0"/>
-        <w:autoSpaceDN w:val="0"/>
-        <w:adjustRightInd w:val="0"/>
-        <w:spacing w:after="0" w:line="240" w:lineRule="auto"/>
-        <w:rPr>
-          <w:rFonts w:ascii="Consolas" w:hAnsi="Consolas" w:cs="Consolas"/>
-          <w:sz w:val="20"/>
-          <w:szCs w:val="20"/>
-        </w:rPr>
-      </w:pPr>
-      <w:r>
-        <w:rPr>
-          <w:rFonts w:ascii="Consolas" w:hAnsi="Consolas" w:cs="Consolas"/>
-          <w:color w:val="008080"/>
-          <w:sz w:val="20"/>
-          <w:szCs w:val="20"/>
-        </w:rPr>
-        <w:t>&lt;</w:t>
-      </w:r>
-      <w:r>
-        <w:rPr>
-          <w:rFonts w:ascii="Consolas" w:hAnsi="Consolas" w:cs="Consolas"/>
-          <w:color w:val="3F7F7F"/>
-          <w:sz w:val="20"/>
-          <w:szCs w:val="20"/>
-        </w:rPr>
-        <w:t>dependency</w:t>
-      </w:r>
-      <w:r>
-        <w:rPr>
-          <w:rFonts w:ascii="Consolas" w:hAnsi="Consolas" w:cs="Consolas"/>
-          <w:color w:val="008080"/>
-          <w:sz w:val="20"/>
-          <w:szCs w:val="20"/>
-        </w:rPr>
-        <w:t>&gt;</w:t>
-      </w:r>
-    </w:p>
-    <w:p>
-      <w:pPr>
-        <w:autoSpaceDE w:val="0"/>
-        <w:autoSpaceDN w:val="0"/>
-        <w:adjustRightInd w:val="0"/>
-        <w:spacing w:after="0" w:line="240" w:lineRule="auto"/>
-        <w:rPr>
-          <w:rFonts w:ascii="Consolas" w:hAnsi="Consolas" w:cs="Consolas"/>
-          <w:sz w:val="20"/>
-          <w:szCs w:val="20"/>
-        </w:rPr>
-      </w:pPr>
-      <w:r>
-        <w:rPr>
-          <w:rFonts w:ascii="Consolas" w:hAnsi="Consolas" w:cs="Consolas"/>
-          <w:color w:val="000000"/>
-          <w:sz w:val="20"/>
-          <w:szCs w:val="20"/>
-        </w:rPr>
-        <w:t xml:space="preserve">    </w:t>
-      </w:r>
-      <w:proofErr w:type="gramStart"/>
-      <w:r>
-        <w:rPr>
-          <w:rFonts w:ascii="Consolas" w:hAnsi="Consolas" w:cs="Consolas"/>
-          <w:color w:val="008080"/>
-          <w:sz w:val="20"/>
-          <w:szCs w:val="20"/>
-        </w:rPr>
-        <w:t>&lt;</w:t>
-      </w:r>
       <w:proofErr w:type="spellStart"/>
       <w:r>
         <w:rPr>
           <w:rFonts w:ascii="Consolas" w:hAnsi="Consolas" w:cs="Consolas"/>
-          <w:color w:val="3F7F7F"/>
-          <w:sz w:val="20"/>
-          <w:szCs w:val="20"/>
-        </w:rPr>
-        <w:t>groupId</w:t>
+          <w:color w:val="000000"/>
+          <w:sz w:val="20"/>
+          <w:szCs w:val="20"/>
+        </w:rPr>
+        <w:t>org.apache.tomcat</w:t>
       </w:r>
       <w:proofErr w:type="spellEnd"/>
-      <w:r>
-        <w:rPr>
-          <w:rFonts w:ascii="Consolas" w:hAnsi="Consolas" w:cs="Consolas"/>
-          <w:color w:val="008080"/>
-          <w:sz w:val="20"/>
-          <w:szCs w:val="20"/>
-        </w:rPr>
-        <w:t>&gt;</w:t>
-      </w:r>
-      <w:proofErr w:type="spellStart"/>
-      <w:r>
-        <w:rPr>
-          <w:rFonts w:ascii="Consolas" w:hAnsi="Consolas" w:cs="Consolas"/>
-          <w:color w:val="000000"/>
-          <w:sz w:val="20"/>
-          <w:szCs w:val="20"/>
-        </w:rPr>
-        <w:t>org.apache.tomcat</w:t>
-      </w:r>
-      <w:proofErr w:type="spellEnd"/>
-      <w:proofErr w:type="gramEnd"/>
       <w:r>
         <w:rPr>
           <w:rFonts w:ascii="Consolas" w:hAnsi="Consolas" w:cs="Consolas"/>
@@ -2863,25 +2796,14 @@
         </w:rPr>
       </w:pPr>
       <w:proofErr w:type="spellStart"/>
-      <w:proofErr w:type="gramStart"/>
-      <w:r>
-        <w:rPr>
-          <w:rFonts w:ascii="Consolas" w:hAnsi="Consolas" w:cs="Consolas"/>
-          <w:color w:val="000000"/>
-          <w:sz w:val="20"/>
-          <w:szCs w:val="20"/>
-        </w:rPr>
-        <w:t>org.springframework.web.servlet</w:t>
-      </w:r>
-      <w:proofErr w:type="gramEnd"/>
-      <w:r>
-        <w:rPr>
-          <w:rFonts w:ascii="Consolas" w:hAnsi="Consolas" w:cs="Consolas"/>
-          <w:color w:val="000000"/>
-          <w:sz w:val="20"/>
-          <w:szCs w:val="20"/>
-        </w:rPr>
-        <w:t>.DispatcherServlet</w:t>
+      <w:r>
+        <w:rPr>
+          <w:rFonts w:ascii="Consolas" w:hAnsi="Consolas" w:cs="Consolas"/>
+          <w:color w:val="000000"/>
+          <w:sz w:val="20"/>
+          <w:szCs w:val="20"/>
+        </w:rPr>
+        <w:t>org.springframework.web.servlet.DispatcherServlet</w:t>
       </w:r>
       <w:proofErr w:type="spellEnd"/>
     </w:p>
@@ -3511,25 +3433,7 @@
           <w:sz w:val="20"/>
           <w:szCs w:val="20"/>
         </w:rPr>
-        <w:t xml:space="preserve">Now Add an xml file in WEB-INF </w:t>
-      </w:r>
-      <w:proofErr w:type="gramStart"/>
-      <w:r>
-        <w:rPr>
-          <w:rFonts w:ascii="Consolas" w:hAnsi="Consolas" w:cs="Consolas"/>
-          <w:sz w:val="20"/>
-          <w:szCs w:val="20"/>
-        </w:rPr>
-        <w:t>folder(</w:t>
-      </w:r>
-      <w:proofErr w:type="gramEnd"/>
-      <w:r>
-        <w:rPr>
-          <w:rFonts w:ascii="Consolas" w:hAnsi="Consolas" w:cs="Consolas"/>
-          <w:sz w:val="20"/>
-          <w:szCs w:val="20"/>
-        </w:rPr>
-        <w:t>xml file name must be as follows)</w:t>
+        <w:t>Now Add an xml file in WEB-INF folder(xml file name must be as follows)</w:t>
       </w:r>
     </w:p>
     <w:p>
@@ -3549,23 +3453,13 @@
           <w:szCs w:val="20"/>
         </w:rPr>
       </w:pPr>
-      <w:proofErr w:type="gramStart"/>
-      <w:r>
-        <w:rPr>
-          <w:rFonts w:ascii="Consolas" w:hAnsi="Consolas" w:cs="Consolas"/>
-          <w:sz w:val="20"/>
-          <w:szCs w:val="20"/>
-        </w:rPr>
-        <w:t>Servletname-servlet.xml  (</w:t>
-      </w:r>
-      <w:proofErr w:type="gramEnd"/>
-      <w:r>
-        <w:rPr>
-          <w:rFonts w:ascii="Consolas" w:hAnsi="Consolas" w:cs="Consolas"/>
-          <w:sz w:val="20"/>
-          <w:szCs w:val="20"/>
-        </w:rPr>
-        <w:t>Ex:- ds-servlet.xml)</w:t>
+      <w:r>
+        <w:rPr>
+          <w:rFonts w:ascii="Consolas" w:hAnsi="Consolas" w:cs="Consolas"/>
+          <w:sz w:val="20"/>
+          <w:szCs w:val="20"/>
+        </w:rPr>
+        <w:t>Servletname-servlet.xml  (Ex:- ds-servlet.xml)</w:t>
       </w:r>
     </w:p>
     <w:p>
@@ -3871,7 +3765,6 @@
         <w:tab/>
       </w:r>
       <w:proofErr w:type="spellStart"/>
-      <w:proofErr w:type="gramStart"/>
       <w:r>
         <w:rPr>
           <w:rFonts w:ascii="Consolas" w:hAnsi="Consolas" w:cs="Consolas"/>
@@ -3882,7 +3775,6 @@
         <w:t>xmlns:xsi</w:t>
       </w:r>
       <w:proofErr w:type="spellEnd"/>
-      <w:proofErr w:type="gramEnd"/>
       <w:r>
         <w:rPr>
           <w:rFonts w:ascii="Consolas" w:hAnsi="Consolas" w:cs="Consolas"/>
@@ -3926,7 +3818,6 @@
         <w:tab/>
       </w:r>
       <w:proofErr w:type="spellStart"/>
-      <w:proofErr w:type="gramStart"/>
       <w:r>
         <w:rPr>
           <w:rFonts w:ascii="Consolas" w:hAnsi="Consolas" w:cs="Consolas"/>
@@ -3937,7 +3828,6 @@
         <w:t>xmlns:p</w:t>
       </w:r>
       <w:proofErr w:type="spellEnd"/>
-      <w:proofErr w:type="gramEnd"/>
       <w:r>
         <w:rPr>
           <w:rFonts w:ascii="Consolas" w:hAnsi="Consolas" w:cs="Consolas"/>
@@ -3981,7 +3871,6 @@
         <w:tab/>
       </w:r>
       <w:proofErr w:type="spellStart"/>
-      <w:proofErr w:type="gramStart"/>
       <w:r>
         <w:rPr>
           <w:rFonts w:ascii="Consolas" w:hAnsi="Consolas" w:cs="Consolas"/>
@@ -3992,7 +3881,6 @@
         <w:t>xmlns:context</w:t>
       </w:r>
       <w:proofErr w:type="spellEnd"/>
-      <w:proofErr w:type="gramEnd"/>
       <w:r>
         <w:rPr>
           <w:rFonts w:ascii="Consolas" w:hAnsi="Consolas" w:cs="Consolas"/>
@@ -4036,7 +3924,6 @@
         <w:t xml:space="preserve">        </w:t>
       </w:r>
       <w:proofErr w:type="spellStart"/>
-      <w:proofErr w:type="gramStart"/>
       <w:r>
         <w:rPr>
           <w:rFonts w:ascii="Consolas" w:hAnsi="Consolas" w:cs="Consolas"/>
@@ -4047,7 +3934,6 @@
         <w:t>xmlns:mvc</w:t>
       </w:r>
       <w:proofErr w:type="spellEnd"/>
-      <w:proofErr w:type="gramEnd"/>
       <w:r>
         <w:rPr>
           <w:rFonts w:ascii="Consolas" w:hAnsi="Consolas" w:cs="Consolas"/>
@@ -4091,7 +3977,6 @@
         <w:tab/>
       </w:r>
       <w:proofErr w:type="spellStart"/>
-      <w:proofErr w:type="gramStart"/>
       <w:r>
         <w:rPr>
           <w:rFonts w:ascii="Consolas" w:hAnsi="Consolas" w:cs="Consolas"/>
@@ -4102,7 +3987,6 @@
         <w:t>xsi:schemaLocation</w:t>
       </w:r>
       <w:proofErr w:type="spellEnd"/>
-      <w:proofErr w:type="gramEnd"/>
       <w:r>
         <w:rPr>
           <w:rFonts w:ascii="Consolas" w:hAnsi="Consolas" w:cs="Consolas"/>
@@ -4436,31 +4320,7 @@
           <w:sz w:val="16"/>
           <w:szCs w:val="16"/>
         </w:rPr>
-        <w:t>"</w:t>
-      </w:r>
-      <w:proofErr w:type="gramStart"/>
-      <w:r>
-        <w:rPr>
-          <w:rFonts w:ascii="Consolas" w:hAnsi="Consolas" w:cs="Consolas"/>
-          <w:i/>
-          <w:iCs/>
-          <w:color w:val="2A00FF"/>
-          <w:sz w:val="16"/>
-          <w:szCs w:val="16"/>
-        </w:rPr>
-        <w:t>org.springframework.web.servlet</w:t>
-      </w:r>
-      <w:proofErr w:type="gramEnd"/>
-      <w:r>
-        <w:rPr>
-          <w:rFonts w:ascii="Consolas" w:hAnsi="Consolas" w:cs="Consolas"/>
-          <w:i/>
-          <w:iCs/>
-          <w:color w:val="2A00FF"/>
-          <w:sz w:val="16"/>
-          <w:szCs w:val="16"/>
-        </w:rPr>
-        <w:t>.view.InternalResourceViewResolver"</w:t>
+        <w:t>"org.springframework.web.servlet.view.InternalResourceViewResolver"</w:t>
       </w:r>
       <w:r>
         <w:rPr>
@@ -5018,6 +4878,7 @@
         </w:rPr>
         <w:tab/>
       </w:r>
+      <w:proofErr w:type="gramStart"/>
       <w:r>
         <w:rPr>
           <w:rFonts w:ascii="Consolas" w:hAnsi="Consolas" w:cs="Consolas"/>
@@ -5027,7 +4888,7 @@
         </w:rPr>
         <w:t>@</w:t>
       </w:r>
-      <w:proofErr w:type="gramStart"/>
+      <w:proofErr w:type="spellStart"/>
       <w:r>
         <w:rPr>
           <w:rFonts w:ascii="Consolas" w:hAnsi="Consolas" w:cs="Consolas"/>
@@ -5037,6 +4898,7 @@
         </w:rPr>
         <w:t>RequestMapping</w:t>
       </w:r>
+      <w:proofErr w:type="spellEnd"/>
       <w:r>
         <w:rPr>
           <w:rFonts w:ascii="Consolas" w:hAnsi="Consolas" w:cs="Consolas"/>
@@ -5206,6 +5068,7 @@
         </w:rPr>
         <w:tab/>
       </w:r>
+      <w:proofErr w:type="gramStart"/>
       <w:r>
         <w:rPr>
           <w:rFonts w:ascii="Consolas" w:hAnsi="Consolas" w:cs="Consolas"/>
@@ -5217,6 +5080,7 @@
         </w:rPr>
         <w:t>return</w:t>
       </w:r>
+      <w:proofErr w:type="gramEnd"/>
       <w:r>
         <w:rPr>
           <w:rFonts w:ascii="Consolas" w:hAnsi="Consolas" w:cs="Consolas"/>
@@ -5233,17 +5097,7 @@
           <w:sz w:val="20"/>
           <w:szCs w:val="20"/>
         </w:rPr>
-        <w:t>"Page1</w:t>
-      </w:r>
-      <w:proofErr w:type="gramStart"/>
-      <w:r>
-        <w:rPr>
-          <w:rFonts w:ascii="Consolas" w:hAnsi="Consolas" w:cs="Consolas"/>
-          <w:color w:val="2A00FF"/>
-          <w:sz w:val="20"/>
-          <w:szCs w:val="20"/>
-        </w:rPr>
-        <w:t>"</w:t>
+        <w:t>"Page1"</w:t>
       </w:r>
       <w:r>
         <w:rPr>
@@ -5261,17 +5115,7 @@
           <w:sz w:val="20"/>
           <w:szCs w:val="20"/>
         </w:rPr>
-        <w:t>/</w:t>
-      </w:r>
-      <w:proofErr w:type="gramEnd"/>
-      <w:r>
-        <w:rPr>
-          <w:rFonts w:ascii="Consolas" w:hAnsi="Consolas" w:cs="Consolas"/>
-          <w:color w:val="3F7F5F"/>
-          <w:sz w:val="20"/>
-          <w:szCs w:val="20"/>
-        </w:rPr>
-        <w:t>/ here Page1 is, Page1.</w:t>
+        <w:t>// here Page1 is, Page1.</w:t>
       </w:r>
       <w:r>
         <w:rPr>
@@ -5353,6 +5197,7 @@
         </w:rPr>
         <w:tab/>
       </w:r>
+      <w:proofErr w:type="gramStart"/>
       <w:r>
         <w:rPr>
           <w:rFonts w:ascii="Consolas" w:hAnsi="Consolas" w:cs="Consolas"/>
@@ -5362,7 +5207,7 @@
         </w:rPr>
         <w:t>@</w:t>
       </w:r>
-      <w:proofErr w:type="gramStart"/>
+      <w:proofErr w:type="spellStart"/>
       <w:r>
         <w:rPr>
           <w:rFonts w:ascii="Consolas" w:hAnsi="Consolas" w:cs="Consolas"/>
@@ -5372,6 +5217,7 @@
         </w:rPr>
         <w:t>RequestMapping</w:t>
       </w:r>
+      <w:proofErr w:type="spellEnd"/>
       <w:r>
         <w:rPr>
           <w:rFonts w:ascii="Consolas" w:hAnsi="Consolas" w:cs="Consolas"/>
@@ -5541,6 +5387,7 @@
         </w:rPr>
         <w:tab/>
       </w:r>
+      <w:proofErr w:type="gramStart"/>
       <w:r>
         <w:rPr>
           <w:rFonts w:ascii="Consolas" w:hAnsi="Consolas" w:cs="Consolas"/>
@@ -5552,6 +5399,7 @@
         </w:rPr>
         <w:t>return</w:t>
       </w:r>
+      <w:proofErr w:type="gramEnd"/>
       <w:r>
         <w:rPr>
           <w:rFonts w:ascii="Consolas" w:hAnsi="Consolas" w:cs="Consolas"/>
@@ -5568,17 +5416,7 @@
           <w:sz w:val="20"/>
           <w:szCs w:val="20"/>
         </w:rPr>
-        <w:t>"Page2</w:t>
-      </w:r>
-      <w:proofErr w:type="gramStart"/>
-      <w:r>
-        <w:rPr>
-          <w:rFonts w:ascii="Consolas" w:hAnsi="Consolas" w:cs="Consolas"/>
-          <w:color w:val="2A00FF"/>
-          <w:sz w:val="20"/>
-          <w:szCs w:val="20"/>
-        </w:rPr>
-        <w:t>"</w:t>
+        <w:t>"Page2"</w:t>
       </w:r>
       <w:r>
         <w:rPr>
@@ -5596,17 +5434,7 @@
           <w:sz w:val="20"/>
           <w:szCs w:val="20"/>
         </w:rPr>
-        <w:t>/</w:t>
-      </w:r>
-      <w:proofErr w:type="gramEnd"/>
-      <w:r>
-        <w:rPr>
-          <w:rFonts w:ascii="Consolas" w:hAnsi="Consolas" w:cs="Consolas"/>
-          <w:color w:val="3F7F5F"/>
-          <w:sz w:val="20"/>
-          <w:szCs w:val="20"/>
-        </w:rPr>
-        <w:t>/ here Page2 is, Page2.</w:t>
+        <w:t>// here Page2 is, Page2.</w:t>
       </w:r>
       <w:r>
         <w:rPr>
@@ -5746,13 +5574,20 @@
         <w:t>&lt;</w:t>
       </w:r>
       <w:proofErr w:type="spellStart"/>
+      <w:r>
+        <w:rPr>
+          <w:rFonts w:ascii="Consolas" w:hAnsi="Consolas" w:cs="Consolas"/>
+          <w:color w:val="3F7F7F"/>
+        </w:rPr>
+        <w:t>mvc</w:t>
+      </w:r>
       <w:proofErr w:type="gramStart"/>
       <w:r>
         <w:rPr>
           <w:rFonts w:ascii="Consolas" w:hAnsi="Consolas" w:cs="Consolas"/>
           <w:color w:val="3F7F7F"/>
         </w:rPr>
-        <w:t>mvc:annotation</w:t>
+        <w:t>:annotation</w:t>
       </w:r>
       <w:proofErr w:type="gramEnd"/>
       <w:r>
@@ -5797,13 +5632,20 @@
         <w:t>&lt;</w:t>
       </w:r>
       <w:proofErr w:type="spellStart"/>
+      <w:r>
+        <w:rPr>
+          <w:rFonts w:ascii="Consolas" w:hAnsi="Consolas" w:cs="Consolas"/>
+          <w:color w:val="3F7F7F"/>
+        </w:rPr>
+        <w:t>context</w:t>
+      </w:r>
       <w:proofErr w:type="gramStart"/>
       <w:r>
         <w:rPr>
           <w:rFonts w:ascii="Consolas" w:hAnsi="Consolas" w:cs="Consolas"/>
           <w:color w:val="3F7F7F"/>
         </w:rPr>
-        <w:t>context:component</w:t>
+        <w:t>:component</w:t>
       </w:r>
       <w:proofErr w:type="gramEnd"/>
       <w:r>
@@ -6092,18 +5934,219 @@
         </w:rPr>
         <w:t xml:space="preserve">, and </w:t>
       </w:r>
+      <w:proofErr w:type="gramStart"/>
+      <w:r>
+        <w:rPr>
+          <w:rFonts w:ascii="Raleway" w:eastAsia="Times New Roman" w:hAnsi="Raleway" w:cs="Times New Roman"/>
+          <w:color w:val="000000"/>
+          <w:sz w:val="23"/>
+          <w:lang w:eastAsia="en-IN"/>
+        </w:rPr>
+        <w:t>ModelAndView</w:t>
+      </w:r>
+      <w:r>
+        <w:rPr>
+          <w:rFonts w:ascii="Raleway" w:eastAsia="Times New Roman" w:hAnsi="Raleway" w:cs="Times New Roman"/>
+          <w:color w:val="000000"/>
+          <w:sz w:val="23"/>
+          <w:lang w:eastAsia="en-IN"/>
+        </w:rPr>
+        <w:t xml:space="preserve"> :-</w:t>
+      </w:r>
+      <w:proofErr w:type="gramEnd"/>
+      <w:r>
+        <w:rPr>
+          <w:rFonts w:ascii="Raleway" w:eastAsia="Times New Roman" w:hAnsi="Raleway" w:cs="Times New Roman"/>
+          <w:color w:val="000000"/>
+          <w:sz w:val="23"/>
+          <w:lang w:eastAsia="en-IN"/>
+        </w:rPr>
+        <w:t xml:space="preserve">  send data to the view from controller</w:t>
+      </w:r>
+    </w:p>
+    <w:p>
+      <w:pPr>
+        <w:rPr>
+          <w:rFonts w:ascii="Raleway" w:eastAsia="Times New Roman" w:hAnsi="Raleway" w:cs="Times New Roman"/>
+          <w:color w:val="000000"/>
+          <w:sz w:val="23"/>
+          <w:lang w:eastAsia="en-IN"/>
+        </w:rPr>
+      </w:pPr>
+      <w:r>
+        <w:rPr>
+          <w:rFonts w:ascii="Raleway" w:eastAsia="Times New Roman" w:hAnsi="Raleway" w:cs="Times New Roman"/>
+          <w:color w:val="000000"/>
+          <w:sz w:val="23"/>
+          <w:lang w:eastAsia="en-IN"/>
+        </w:rPr>
+        <w:t xml:space="preserve">Model, </w:t>
+      </w:r>
+      <w:proofErr w:type="spellStart"/>
+      <w:r>
+        <w:rPr>
+          <w:rFonts w:ascii="Raleway" w:eastAsia="Times New Roman" w:hAnsi="Raleway" w:cs="Times New Roman"/>
+          <w:color w:val="000000"/>
+          <w:sz w:val="23"/>
+          <w:lang w:eastAsia="en-IN"/>
+        </w:rPr>
+        <w:t>ModelMap</w:t>
+      </w:r>
+      <w:proofErr w:type="spellEnd"/>
+      <w:r>
+        <w:rPr>
+          <w:rFonts w:ascii="Raleway" w:eastAsia="Times New Roman" w:hAnsi="Raleway" w:cs="Times New Roman"/>
+          <w:color w:val="000000"/>
+          <w:sz w:val="23"/>
+          <w:lang w:eastAsia="en-IN"/>
+        </w:rPr>
+        <w:t xml:space="preserve">, and ModelAndView are used to define a model in a Spring MVC application. </w:t>
+      </w:r>
+    </w:p>
+    <w:p>
+      <w:pPr>
+        <w:rPr>
+          <w:rFonts w:ascii="Raleway" w:eastAsia="Times New Roman" w:hAnsi="Raleway" w:cs="Times New Roman"/>
+          <w:color w:val="000000"/>
+          <w:sz w:val="23"/>
+          <w:lang w:eastAsia="en-IN"/>
+        </w:rPr>
+      </w:pPr>
+      <w:r>
+        <w:rPr>
+          <w:rFonts w:ascii="Raleway" w:eastAsia="Times New Roman" w:hAnsi="Raleway" w:cs="Times New Roman"/>
+          <w:b/>
+          <w:bCs/>
+          <w:color w:val="000000"/>
+          <w:sz w:val="23"/>
+          <w:lang w:eastAsia="en-IN"/>
+        </w:rPr>
+        <w:t>Model</w:t>
+      </w:r>
+      <w:r>
+        <w:rPr>
+          <w:rFonts w:ascii="Raleway" w:eastAsia="Times New Roman" w:hAnsi="Raleway" w:cs="Times New Roman"/>
+          <w:color w:val="000000"/>
+          <w:sz w:val="23"/>
+          <w:lang w:eastAsia="en-IN"/>
+        </w:rPr>
+        <w:t xml:space="preserve"> defines a holder for model attributes and is primarily designed for adding attributes to the model. </w:t>
+      </w:r>
+    </w:p>
+    <w:p>
+      <w:pPr>
+        <w:jc w:val="center"/>
+        <w:rPr>
+          <w:b/>
+          <w:bCs/>
+        </w:rPr>
+      </w:pPr>
+      <w:proofErr w:type="spellStart"/>
+      <w:r>
+        <w:rPr>
+          <w:b/>
+          <w:bCs/>
+        </w:rPr>
+        <w:t>modelclassObj</w:t>
+      </w:r>
+      <w:r>
+        <w:rPr>
+          <w:b/>
+          <w:bCs/>
+        </w:rPr>
+        <w:t>.addAttribute</w:t>
+      </w:r>
+      <w:proofErr w:type="spellEnd"/>
+      <w:r>
+        <w:rPr>
+          <w:b/>
+          <w:bCs/>
+        </w:rPr>
+        <w:t>("</w:t>
+      </w:r>
+      <w:r>
+        <w:rPr>
+          <w:b/>
+          <w:bCs/>
+        </w:rPr>
+        <w:t>key</w:t>
+      </w:r>
+      <w:r>
+        <w:rPr>
+          <w:b/>
+          <w:bCs/>
+        </w:rPr>
+        <w:t xml:space="preserve">", </w:t>
+      </w:r>
+      <w:r>
+        <w:rPr>
+          <w:b/>
+          <w:bCs/>
+        </w:rPr>
+        <w:t>value</w:t>
+      </w:r>
+      <w:r>
+        <w:rPr>
+          <w:b/>
+          <w:bCs/>
+        </w:rPr>
+        <w:t>);</w:t>
+      </w:r>
+    </w:p>
+    <w:p>
+      <w:pPr>
+        <w:jc w:val="center"/>
+        <w:rPr>
+          <w:b/>
+          <w:bCs/>
+        </w:rPr>
+      </w:pPr>
       <w:proofErr w:type="spellStart"/>
       <w:proofErr w:type="gramStart"/>
       <w:r>
         <w:rPr>
+          <w:b/>
+          <w:bCs/>
+        </w:rPr>
+        <w:t>map.addAt</w:t>
+      </w:r>
+      <w:bookmarkStart w:id="0" w:name="_GoBack"/>
+      <w:bookmarkEnd w:id="0"/>
+      <w:r>
+        <w:rPr>
+          <w:b/>
+          <w:bCs/>
+        </w:rPr>
+        <w:t>tribute</w:t>
+      </w:r>
+      <w:proofErr w:type="spellEnd"/>
+      <w:r>
+        <w:rPr>
+          <w:b/>
+          <w:bCs/>
+        </w:rPr>
+        <w:t>(</w:t>
+      </w:r>
+      <w:proofErr w:type="gramEnd"/>
+      <w:r>
+        <w:rPr>
+          <w:b/>
+          <w:bCs/>
+        </w:rPr>
+        <w:t>“x”, 100);</w:t>
+      </w:r>
+    </w:p>
+    <w:p>
+      <w:pPr>
+        <w:jc w:val="both"/>
+        <w:rPr>
           <w:rFonts w:ascii="Raleway" w:eastAsia="Times New Roman" w:hAnsi="Raleway" w:cs="Times New Roman"/>
           <w:color w:val="000000"/>
           <w:sz w:val="23"/>
           <w:lang w:eastAsia="en-IN"/>
         </w:rPr>
-        <w:t>ModelAndView</w:t>
-      </w:r>
-      <w:proofErr w:type="spellEnd"/>
+      </w:pPr>
+      <w:proofErr w:type="spellStart"/>
       <w:r>
         <w:rPr>
           <w:rFonts w:ascii="Raleway" w:eastAsia="Times New Roman" w:hAnsi="Raleway" w:cs="Times New Roman"/>
@@ -6111,9 +6154,9 @@
           <w:sz w:val="23"/>
           <w:lang w:eastAsia="en-IN"/>
         </w:rPr>
-        <w:t xml:space="preserve"> :</w:t>
-      </w:r>
-      <w:proofErr w:type="gramEnd"/>
+        <w:t>ModelMap</w:t>
+      </w:r>
+      <w:proofErr w:type="spellEnd"/>
       <w:r>
         <w:rPr>
           <w:rFonts w:ascii="Raleway" w:eastAsia="Times New Roman" w:hAnsi="Raleway" w:cs="Times New Roman"/>
@@ -6121,11 +6164,68 @@
           <w:sz w:val="23"/>
           <w:lang w:eastAsia="en-IN"/>
         </w:rPr>
-        <w:t>-  send data to the view from controller</w:t>
-      </w:r>
-    </w:p>
-    <w:p>
-      <w:pPr>
+        <w:t xml:space="preserve"> is an extension of Model with the ability to store attributes in a map and chain method calls. </w:t>
+      </w:r>
+    </w:p>
+    <w:p>
+      <w:pPr>
+        <w:rPr>
+          <w:b/>
+          <w:bCs/>
+        </w:rPr>
+      </w:pPr>
+      <w:r>
+        <w:rPr>
+          <w:b/>
+          <w:bCs/>
+        </w:rPr>
+        <w:tab/>
+      </w:r>
+      <w:proofErr w:type="spellStart"/>
+      <w:proofErr w:type="gramStart"/>
+      <w:r>
+        <w:rPr>
+          <w:b/>
+          <w:bCs/>
+        </w:rPr>
+        <w:t>map.addAttribute</w:t>
+      </w:r>
+      <w:proofErr w:type="spellEnd"/>
+      <w:r>
+        <w:rPr>
+          <w:b/>
+          <w:bCs/>
+        </w:rPr>
+        <w:t>(</w:t>
+      </w:r>
+      <w:proofErr w:type="gramEnd"/>
+      <w:r>
+        <w:rPr>
+          <w:b/>
+          <w:bCs/>
+        </w:rPr>
+        <w:t>"message", message).</w:t>
+      </w:r>
+      <w:proofErr w:type="spellStart"/>
+      <w:r>
+        <w:rPr>
+          <w:b/>
+          <w:bCs/>
+        </w:rPr>
+        <w:t>addAttribute</w:t>
+      </w:r>
+      <w:proofErr w:type="spellEnd"/>
+      <w:r>
+        <w:rPr>
+          <w:b/>
+          <w:bCs/>
+        </w:rPr>
+        <w:t>("time", time);</w:t>
+      </w:r>
+    </w:p>
+    <w:p>
+      <w:pPr>
+        <w:jc w:val="both"/>
         <w:rPr>
           <w:rFonts w:ascii="Raleway" w:eastAsia="Times New Roman" w:hAnsi="Raleway" w:cs="Times New Roman"/>
           <w:color w:val="000000"/>
@@ -6140,147 +6240,81 @@
           <w:sz w:val="23"/>
           <w:lang w:eastAsia="en-IN"/>
         </w:rPr>
-        <w:t xml:space="preserve">Model, </w:t>
+        <w:t>ModelAndView is a holder for a model and a view; it allows to return both model and view in one return value.</w:t>
+      </w:r>
+    </w:p>
+    <w:p>
+      <w:pPr>
+        <w:ind w:left="2160"/>
+        <w:rPr>
+          <w:b/>
+          <w:bCs/>
+        </w:rPr>
+      </w:pPr>
+      <w:proofErr w:type="gramStart"/>
+      <w:r>
+        <w:rPr>
+          <w:b/>
+          <w:bCs/>
+        </w:rPr>
+        <w:t>public</w:t>
+      </w:r>
+      <w:proofErr w:type="gramEnd"/>
+      <w:r>
+        <w:rPr>
+          <w:b/>
+          <w:bCs/>
+        </w:rPr>
+        <w:t xml:space="preserve"> ModelAndView </w:t>
       </w:r>
       <w:proofErr w:type="spellStart"/>
       <w:r>
         <w:rPr>
-          <w:rFonts w:ascii="Raleway" w:eastAsia="Times New Roman" w:hAnsi="Raleway" w:cs="Times New Roman"/>
-          <w:color w:val="000000"/>
-          <w:sz w:val="23"/>
-          <w:lang w:eastAsia="en-IN"/>
-        </w:rPr>
-        <w:t>ModelMap</w:t>
+          <w:b/>
+          <w:bCs/>
+        </w:rPr>
+        <w:t>getMessage</w:t>
       </w:r>
       <w:proofErr w:type="spellEnd"/>
       <w:r>
         <w:rPr>
-          <w:rFonts w:ascii="Raleway" w:eastAsia="Times New Roman" w:hAnsi="Raleway" w:cs="Times New Roman"/>
-          <w:color w:val="000000"/>
-          <w:sz w:val="23"/>
-          <w:lang w:eastAsia="en-IN"/>
-        </w:rPr>
-        <w:t xml:space="preserve">, and </w:t>
-      </w:r>
-      <w:proofErr w:type="spellStart"/>
-      <w:r>
-        <w:rPr>
-          <w:rFonts w:ascii="Raleway" w:eastAsia="Times New Roman" w:hAnsi="Raleway" w:cs="Times New Roman"/>
-          <w:color w:val="000000"/>
-          <w:sz w:val="23"/>
-          <w:lang w:eastAsia="en-IN"/>
-        </w:rPr>
-        <w:t>ModelAndView</w:t>
-      </w:r>
-      <w:proofErr w:type="spellEnd"/>
-      <w:r>
-        <w:rPr>
-          <w:rFonts w:ascii="Raleway" w:eastAsia="Times New Roman" w:hAnsi="Raleway" w:cs="Times New Roman"/>
-          <w:color w:val="000000"/>
-          <w:sz w:val="23"/>
-          <w:lang w:eastAsia="en-IN"/>
-        </w:rPr>
-        <w:t xml:space="preserve"> are used to define a model in a Spring MVC application. </w:t>
-      </w:r>
-    </w:p>
-    <w:p>
-      <w:pPr>
-        <w:rPr>
-          <w:rFonts w:ascii="Raleway" w:eastAsia="Times New Roman" w:hAnsi="Raleway" w:cs="Times New Roman"/>
-          <w:color w:val="000000"/>
-          <w:sz w:val="23"/>
-          <w:lang w:eastAsia="en-IN"/>
-        </w:rPr>
-      </w:pPr>
-      <w:r>
-        <w:rPr>
-          <w:rFonts w:ascii="Raleway" w:eastAsia="Times New Roman" w:hAnsi="Raleway" w:cs="Times New Roman"/>
-          <w:b/>
-          <w:bCs/>
-          <w:color w:val="000000"/>
-          <w:sz w:val="23"/>
-          <w:lang w:eastAsia="en-IN"/>
-        </w:rPr>
-        <w:t>Model</w:t>
-      </w:r>
-      <w:r>
-        <w:rPr>
-          <w:rFonts w:ascii="Raleway" w:eastAsia="Times New Roman" w:hAnsi="Raleway" w:cs="Times New Roman"/>
-          <w:color w:val="000000"/>
-          <w:sz w:val="23"/>
-          <w:lang w:eastAsia="en-IN"/>
-        </w:rPr>
-        <w:t xml:space="preserve"> defines a holder for model attributes and is primarily designed for adding attributes to the model. </w:t>
-      </w:r>
-    </w:p>
-    <w:p>
-      <w:pPr>
-        <w:jc w:val="center"/>
-        <w:rPr>
-          <w:b/>
-          <w:bCs/>
-        </w:rPr>
-      </w:pPr>
-      <w:proofErr w:type="spellStart"/>
-      <w:r>
-        <w:rPr>
-          <w:b/>
-          <w:bCs/>
-        </w:rPr>
-        <w:t>modelclassObj</w:t>
-      </w:r>
-      <w:r>
-        <w:rPr>
-          <w:b/>
-          <w:bCs/>
-        </w:rPr>
-        <w:t>.addAttribute</w:t>
-      </w:r>
-      <w:proofErr w:type="spellEnd"/>
-      <w:r>
-        <w:rPr>
-          <w:b/>
-          <w:bCs/>
-        </w:rPr>
-        <w:t>("</w:t>
-      </w:r>
-      <w:r>
-        <w:rPr>
-          <w:b/>
-          <w:bCs/>
-        </w:rPr>
-        <w:t>key</w:t>
-      </w:r>
-      <w:r>
-        <w:rPr>
-          <w:b/>
-          <w:bCs/>
-        </w:rPr>
-        <w:t xml:space="preserve">", </w:t>
-      </w:r>
-      <w:r>
-        <w:rPr>
-          <w:b/>
-          <w:bCs/>
-        </w:rPr>
-        <w:t>value</w:t>
-      </w:r>
-      <w:r>
-        <w:rPr>
-          <w:b/>
-          <w:bCs/>
-        </w:rPr>
-        <w:t>);</w:t>
-      </w:r>
-    </w:p>
-    <w:p>
-      <w:pPr>
-        <w:jc w:val="center"/>
-        <w:rPr>
-          <w:b/>
-          <w:bCs/>
-        </w:rPr>
-      </w:pPr>
+          <w:b/>
+          <w:bCs/>
+        </w:rPr>
+        <w:t xml:space="preserve">() </w:t>
+      </w:r>
+    </w:p>
+    <w:p>
+      <w:pPr>
+        <w:ind w:left="2160"/>
+        <w:rPr>
+          <w:b/>
+          <w:bCs/>
+        </w:rPr>
+      </w:pPr>
+      <w:r>
+        <w:rPr>
+          <w:b/>
+          <w:bCs/>
+        </w:rPr>
+        <w:t>{</w:t>
+      </w:r>
+    </w:p>
+    <w:p>
+      <w:pPr>
+        <w:ind w:left="2160"/>
+        <w:rPr>
+          <w:b/>
+          <w:bCs/>
+        </w:rPr>
+      </w:pPr>
+      <w:r>
+        <w:rPr>
+          <w:b/>
+          <w:bCs/>
+        </w:rPr>
+        <w:t xml:space="preserve">    </w:t>
+      </w:r>
       <w:proofErr w:type="spellStart"/>
       <w:proofErr w:type="gramStart"/>
       <w:r>
@@ -6288,7 +6322,7 @@
           <w:b/>
           <w:bCs/>
         </w:rPr>
-        <w:t>map.addAttribute</w:t>
+        <w:t>var</w:t>
       </w:r>
       <w:proofErr w:type="spellEnd"/>
       <w:proofErr w:type="gramEnd"/>
@@ -6297,53 +6331,39 @@
           <w:b/>
           <w:bCs/>
         </w:rPr>
-        <w:t>(“x”, 100);</w:t>
-      </w:r>
-    </w:p>
-    <w:p>
-      <w:pPr>
-        <w:jc w:val="both"/>
-        <w:rPr>
-          <w:rFonts w:ascii="Raleway" w:eastAsia="Times New Roman" w:hAnsi="Raleway" w:cs="Times New Roman"/>
-          <w:color w:val="000000"/>
-          <w:sz w:val="23"/>
-          <w:lang w:eastAsia="en-IN"/>
-        </w:rPr>
-      </w:pPr>
+        <w:t xml:space="preserve"> </w:t>
+      </w:r>
       <w:proofErr w:type="spellStart"/>
       <w:r>
         <w:rPr>
-          <w:rFonts w:ascii="Raleway" w:eastAsia="Times New Roman" w:hAnsi="Raleway" w:cs="Times New Roman"/>
-          <w:color w:val="000000"/>
-          <w:sz w:val="23"/>
-          <w:lang w:eastAsia="en-IN"/>
-        </w:rPr>
-        <w:t>ModelMap</w:t>
+          <w:b/>
+          <w:bCs/>
+        </w:rPr>
+        <w:t>mav</w:t>
       </w:r>
       <w:proofErr w:type="spellEnd"/>
       <w:r>
         <w:rPr>
-          <w:rFonts w:ascii="Raleway" w:eastAsia="Times New Roman" w:hAnsi="Raleway" w:cs="Times New Roman"/>
-          <w:color w:val="000000"/>
-          <w:sz w:val="23"/>
-          <w:lang w:eastAsia="en-IN"/>
-        </w:rPr>
-        <w:t xml:space="preserve"> is an extension of Model with the ability to store attributes in a map and chain method calls. </w:t>
-      </w:r>
-    </w:p>
-    <w:p>
-      <w:pPr>
-        <w:rPr>
-          <w:b/>
-          <w:bCs/>
-        </w:rPr>
-      </w:pPr>
-      <w:r>
-        <w:rPr>
-          <w:b/>
-          <w:bCs/>
-        </w:rPr>
-        <w:tab/>
+          <w:b/>
+          <w:bCs/>
+        </w:rPr>
+        <w:t xml:space="preserve"> = new ModelAndView();</w:t>
+      </w:r>
+    </w:p>
+    <w:p>
+      <w:pPr>
+        <w:ind w:left="2160"/>
+        <w:rPr>
+          <w:b/>
+          <w:bCs/>
+        </w:rPr>
+      </w:pPr>
+      <w:r>
+        <w:rPr>
+          <w:b/>
+          <w:bCs/>
+        </w:rPr>
+        <w:t xml:space="preserve">    </w:t>
       </w:r>
       <w:proofErr w:type="spellStart"/>
       <w:proofErr w:type="gramStart"/>
@@ -6352,63 +6372,23 @@
           <w:b/>
           <w:bCs/>
         </w:rPr>
-        <w:t>map.addAttribute</w:t>
+        <w:t>mav.addObject</w:t>
       </w:r>
       <w:proofErr w:type="spellEnd"/>
+      <w:r>
+        <w:rPr>
+          <w:b/>
+          <w:bCs/>
+        </w:rPr>
+        <w:t>(</w:t>
+      </w:r>
       <w:proofErr w:type="gramEnd"/>
       <w:r>
         <w:rPr>
           <w:b/>
           <w:bCs/>
         </w:rPr>
-        <w:t>("message", message).</w:t>
-      </w:r>
-      <w:proofErr w:type="spellStart"/>
-      <w:r>
-        <w:rPr>
-          <w:b/>
-          <w:bCs/>
-        </w:rPr>
-        <w:t>addAttribute</w:t>
-      </w:r>
-      <w:proofErr w:type="spellEnd"/>
-      <w:r>
-        <w:rPr>
-          <w:b/>
-          <w:bCs/>
-        </w:rPr>
-        <w:t>("time", time);</w:t>
-      </w:r>
-    </w:p>
-    <w:p>
-      <w:pPr>
-        <w:jc w:val="both"/>
-        <w:rPr>
-          <w:rFonts w:ascii="Raleway" w:eastAsia="Times New Roman" w:hAnsi="Raleway" w:cs="Times New Roman"/>
-          <w:color w:val="000000"/>
-          <w:sz w:val="23"/>
-          <w:lang w:eastAsia="en-IN"/>
-        </w:rPr>
-      </w:pPr>
-      <w:proofErr w:type="spellStart"/>
-      <w:r>
-        <w:rPr>
-          <w:rFonts w:ascii="Raleway" w:eastAsia="Times New Roman" w:hAnsi="Raleway" w:cs="Times New Roman"/>
-          <w:color w:val="000000"/>
-          <w:sz w:val="23"/>
-          <w:lang w:eastAsia="en-IN"/>
-        </w:rPr>
-        <w:t>ModelAndView</w:t>
-      </w:r>
-      <w:proofErr w:type="spellEnd"/>
-      <w:r>
-        <w:rPr>
-          <w:rFonts w:ascii="Raleway" w:eastAsia="Times New Roman" w:hAnsi="Raleway" w:cs="Times New Roman"/>
-          <w:color w:val="000000"/>
-          <w:sz w:val="23"/>
-          <w:lang w:eastAsia="en-IN"/>
-        </w:rPr>
-        <w:t xml:space="preserve"> is a holder for a model and a view; it allows to return both model and view in one return value.</w:t>
+        <w:t>"message", message);</w:t>
       </w:r>
     </w:p>
     <w:p>
@@ -6424,23 +6404,7 @@
           <w:b/>
           <w:bCs/>
         </w:rPr>
-        <w:t xml:space="preserve">public </w:t>
-      </w:r>
-      <w:proofErr w:type="spellStart"/>
-      <w:r>
-        <w:rPr>
-          <w:b/>
-          <w:bCs/>
-        </w:rPr>
-        <w:t>ModelAndView</w:t>
-      </w:r>
-      <w:proofErr w:type="spellEnd"/>
-      <w:r>
-        <w:rPr>
-          <w:b/>
-          <w:bCs/>
-        </w:rPr>
-        <w:t xml:space="preserve"> </w:t>
+        <w:t xml:space="preserve">    </w:t>
       </w:r>
       <w:proofErr w:type="spellStart"/>
       <w:proofErr w:type="gramStart"/>
@@ -6449,7 +6413,7 @@
           <w:b/>
           <w:bCs/>
         </w:rPr>
-        <w:t>getMessage</w:t>
+        <w:t>mav.setViewName</w:t>
       </w:r>
       <w:proofErr w:type="spellEnd"/>
       <w:r>
@@ -6465,148 +6429,7 @@
           <w:b/>
           <w:bCs/>
         </w:rPr>
-        <w:t xml:space="preserve">) </w:t>
-      </w:r>
-    </w:p>
-    <w:p>
-      <w:pPr>
-        <w:ind w:left="2160"/>
-        <w:rPr>
-          <w:b/>
-          <w:bCs/>
-        </w:rPr>
-      </w:pPr>
-      <w:r>
-        <w:rPr>
-          <w:b/>
-          <w:bCs/>
-        </w:rPr>
-        <w:t>{</w:t>
-      </w:r>
-    </w:p>
-    <w:p>
-      <w:pPr>
-        <w:ind w:left="2160"/>
-        <w:rPr>
-          <w:b/>
-          <w:bCs/>
-        </w:rPr>
-      </w:pPr>
-      <w:r>
-        <w:rPr>
-          <w:b/>
-          <w:bCs/>
-        </w:rPr>
-        <w:t xml:space="preserve">    var </w:t>
-      </w:r>
-      <w:proofErr w:type="spellStart"/>
-      <w:r>
-        <w:rPr>
-          <w:b/>
-          <w:bCs/>
-        </w:rPr>
-        <w:t>mav</w:t>
-      </w:r>
-      <w:proofErr w:type="spellEnd"/>
-      <w:r>
-        <w:rPr>
-          <w:b/>
-          <w:bCs/>
-        </w:rPr>
-        <w:t xml:space="preserve"> = new </w:t>
-      </w:r>
-      <w:proofErr w:type="spellStart"/>
-      <w:proofErr w:type="gramStart"/>
-      <w:r>
-        <w:rPr>
-          <w:b/>
-          <w:bCs/>
-        </w:rPr>
-        <w:t>ModelAndView</w:t>
-      </w:r>
-      <w:proofErr w:type="spellEnd"/>
-      <w:r>
-        <w:rPr>
-          <w:b/>
-          <w:bCs/>
-        </w:rPr>
-        <w:t>(</w:t>
-      </w:r>
-      <w:proofErr w:type="gramEnd"/>
-      <w:r>
-        <w:rPr>
-          <w:b/>
-          <w:bCs/>
-        </w:rPr>
-        <w:t>);</w:t>
-      </w:r>
-    </w:p>
-    <w:p>
-      <w:pPr>
-        <w:ind w:left="2160"/>
-        <w:rPr>
-          <w:b/>
-          <w:bCs/>
-        </w:rPr>
-      </w:pPr>
-      <w:r>
-        <w:rPr>
-          <w:b/>
-          <w:bCs/>
-        </w:rPr>
-        <w:t xml:space="preserve">    </w:t>
-      </w:r>
-      <w:proofErr w:type="spellStart"/>
-      <w:proofErr w:type="gramStart"/>
-      <w:r>
-        <w:rPr>
-          <w:b/>
-          <w:bCs/>
-        </w:rPr>
-        <w:t>mav.addObject</w:t>
-      </w:r>
-      <w:proofErr w:type="spellEnd"/>
-      <w:proofErr w:type="gramEnd"/>
-      <w:r>
-        <w:rPr>
-          <w:b/>
-          <w:bCs/>
-        </w:rPr>
-        <w:t>("message", message);</w:t>
-      </w:r>
-    </w:p>
-    <w:p>
-      <w:pPr>
-        <w:ind w:left="2160"/>
-        <w:rPr>
-          <w:b/>
-          <w:bCs/>
-        </w:rPr>
-      </w:pPr>
-      <w:r>
-        <w:rPr>
-          <w:b/>
-          <w:bCs/>
-        </w:rPr>
-        <w:t xml:space="preserve">    </w:t>
-      </w:r>
-      <w:proofErr w:type="spellStart"/>
-      <w:proofErr w:type="gramStart"/>
-      <w:r>
-        <w:rPr>
-          <w:b/>
-          <w:bCs/>
-        </w:rPr>
-        <w:t>mav.setViewName</w:t>
-      </w:r>
-      <w:proofErr w:type="spellEnd"/>
-      <w:proofErr w:type="gramEnd"/>
-      <w:r>
-        <w:rPr>
-          <w:b/>
-          <w:bCs/>
-        </w:rPr>
-        <w:t>("show");</w:t>
+        <w:t>"show");</w:t>
       </w:r>
     </w:p>
     <w:p>
@@ -6689,21 +6512,8 @@
           <w:sz w:val="23"/>
           <w:lang w:eastAsia="en-IN"/>
         </w:rPr>
-        <w:t> </w:t>
-      </w:r>
-      <w:proofErr w:type="spellStart"/>
-      <w:r>
-        <w:rPr>
-          <w:rFonts w:ascii="Raleway" w:eastAsia="Times New Roman" w:hAnsi="Raleway" w:cs="Times New Roman"/>
-          <w:i/>
-          <w:iCs/>
-          <w:color w:val="000000"/>
-          <w:sz w:val="23"/>
-          <w:lang w:eastAsia="en-IN"/>
-        </w:rPr>
-        <w:t>ModelAndView</w:t>
-      </w:r>
-      <w:proofErr w:type="spellEnd"/>
+        <w:t> ModelAndView</w:t>
+      </w:r>
       <w:r>
         <w:rPr>
           <w:rFonts w:ascii="Raleway" w:eastAsia="Times New Roman" w:hAnsi="Raleway" w:cs="Times New Roman"/>
@@ -6748,7 +6558,6 @@
           <w:shd w:val="clear" w:color="auto" w:fill="FAFAFA"/>
         </w:rPr>
       </w:pPr>
-      <w:proofErr w:type="spellStart"/>
       <w:r>
         <w:rPr>
           <w:rFonts w:ascii="Source Code Pro" w:hAnsi="Source Code Pro"/>
@@ -6759,9 +6568,9 @@
           <w:szCs w:val="21"/>
           <w:shd w:val="clear" w:color="auto" w:fill="FAFAFA"/>
         </w:rPr>
-        <w:t>ModelAndView</w:t>
-      </w:r>
-      <w:proofErr w:type="spellEnd"/>
+        <w:t xml:space="preserve">ModelAndView </w:t>
+      </w:r>
+      <w:proofErr w:type="spellStart"/>
       <w:r>
         <w:rPr>
           <w:rFonts w:ascii="Source Code Pro" w:hAnsi="Source Code Pro"/>
@@ -6772,9 +6581,9 @@
           <w:szCs w:val="21"/>
           <w:shd w:val="clear" w:color="auto" w:fill="FAFAFA"/>
         </w:rPr>
-        <w:t xml:space="preserve"> </w:t>
-      </w:r>
-      <w:proofErr w:type="spellStart"/>
+        <w:t>modelAndView</w:t>
+      </w:r>
+      <w:proofErr w:type="spellEnd"/>
       <w:r>
         <w:rPr>
           <w:rFonts w:ascii="Source Code Pro" w:hAnsi="Source Code Pro"/>
@@ -6785,9 +6594,20 @@
           <w:szCs w:val="21"/>
           <w:shd w:val="clear" w:color="auto" w:fill="FAFAFA"/>
         </w:rPr>
-        <w:t>modelAndView</w:t>
-      </w:r>
-      <w:proofErr w:type="spellEnd"/>
+        <w:t xml:space="preserve"> = </w:t>
+      </w:r>
+      <w:r>
+        <w:rPr>
+          <w:rStyle w:val="hljs-keyword"/>
+          <w:rFonts w:ascii="Source Code Pro" w:hAnsi="Source Code Pro"/>
+          <w:b/>
+          <w:bCs/>
+          <w:color w:val="63B175"/>
+          <w:sz w:val="21"/>
+          <w:szCs w:val="21"/>
+        </w:rPr>
+        <w:t>new</w:t>
+      </w:r>
       <w:r>
         <w:rPr>
           <w:rFonts w:ascii="Source Code Pro" w:hAnsi="Source Code Pro"/>
@@ -6798,57 +6618,7 @@
           <w:szCs w:val="21"/>
           <w:shd w:val="clear" w:color="auto" w:fill="FAFAFA"/>
         </w:rPr>
-        <w:t xml:space="preserve"> = </w:t>
-      </w:r>
-      <w:r>
-        <w:rPr>
-          <w:rStyle w:val="hljs-keyword"/>
-          <w:rFonts w:ascii="Source Code Pro" w:hAnsi="Source Code Pro"/>
-          <w:b/>
-          <w:bCs/>
-          <w:color w:val="63B175"/>
-          <w:sz w:val="21"/>
-          <w:szCs w:val="21"/>
-        </w:rPr>
-        <w:t>new</w:t>
-      </w:r>
-      <w:r>
-        <w:rPr>
-          <w:rFonts w:ascii="Source Code Pro" w:hAnsi="Source Code Pro"/>
-          <w:b/>
-          <w:bCs/>
-          <w:color w:val="000000"/>
-          <w:sz w:val="21"/>
-          <w:szCs w:val="21"/>
-          <w:shd w:val="clear" w:color="auto" w:fill="FAFAFA"/>
-        </w:rPr>
-        <w:t xml:space="preserve"> </w:t>
-      </w:r>
-      <w:proofErr w:type="spellStart"/>
-      <w:r>
-        <w:rPr>
-          <w:rFonts w:ascii="Source Code Pro" w:hAnsi="Source Code Pro"/>
-          <w:b/>
-          <w:bCs/>
-          <w:color w:val="000000"/>
-          <w:sz w:val="21"/>
-          <w:szCs w:val="21"/>
-          <w:shd w:val="clear" w:color="auto" w:fill="FAFAFA"/>
-        </w:rPr>
-        <w:t>ModelAndView</w:t>
-      </w:r>
-      <w:proofErr w:type="spellEnd"/>
-      <w:r>
-        <w:rPr>
-          <w:rFonts w:ascii="Source Code Pro" w:hAnsi="Source Code Pro"/>
-          <w:b/>
-          <w:bCs/>
-          <w:color w:val="000000"/>
-          <w:sz w:val="21"/>
-          <w:szCs w:val="21"/>
-          <w:shd w:val="clear" w:color="auto" w:fill="FAFAFA"/>
-        </w:rPr>
-        <w:t>(</w:t>
+        <w:t xml:space="preserve"> ModelAndView(</w:t>
       </w:r>
       <w:r>
         <w:rPr>
@@ -7099,7 +6869,7 @@
 </file>
 
 <file path=word/numbering.xml><?xml version="1.0" encoding="utf-8"?>
-<w:numbering xmlns:wpc="http://schemas.microsoft.com/office/word/2010/wordprocessingCanvas" xmlns:cx="http://schemas.microsoft.com/office/drawing/2014/chartex" xmlns:cx1="http://schemas.microsoft.com/office/drawing/2015/9/8/chartex" xmlns:cx2="http://schemas.microsoft.com/office/drawing/2015/10/21/chartex" xmlns:cx3="http://schemas.microsoft.com/office/drawing/2016/5/9/chartex" xmlns:cx4="http://schemas.microsoft.com/office/drawing/2016/5/10/chartex" xmlns:cx5="http://schemas.microsoft.com/office/drawing/2016/5/11/chartex" xmlns:cx6="http://schemas.microsoft.com/office/drawing/2016/5/12/chartex" xmlns:cx7="http://schemas.microsoft.com/office/drawing/2016/5/13/chartex" xmlns:cx8="http://schemas.microsoft.com/office/drawing/2016/5/14/chartex" xmlns:mc="http://schemas.openxmlformats.org/markup-compatibility/2006" xmlns:aink="http://schemas.microsoft.com/office/drawing/2016/ink" xmlns:am3d="http://schemas.microsoft.com/office/drawing/2017/model3d" xmlns:o="urn:schemas-microsoft-com:office:office" xmlns:oel="http://schemas.microsoft.com/office/2019/extlst" xmlns:r="http://schemas.openxmlformats.org/officeDocument/2006/relationships" xmlns:m="http://schemas.openxmlformats.org/officeDocument/2006/math" xmlns:v="urn:schemas-microsoft-com:vml" xmlns:wp14="http://schemas.microsoft.com/office/word/2010/wordprocessingDrawing" xmlns:wp="http://schemas.openxmlformats.org/drawingml/2006/wordprocessingDrawing" xmlns:w10="urn:schemas-microsoft-com:office:word" xmlns:w="http://schemas.openxmlformats.org/wordprocessingml/2006/main" xmlns:w14="http://schemas.microsoft.com/office/word/2010/wordml" xmlns:w15="http://schemas.microsoft.com/office/word/2012/wordml" xmlns:w16cex="http://schemas.microsoft.com/office/word/2018/wordml/cex" xmlns:w16cid="http://schemas.microsoft.com/office/word/2016/wordml/cid" xmlns:w16="http://schemas.microsoft.com/office/word/2018/wordml" xmlns:w16sdtdh="http://schemas.microsoft.com/office/word/2020/wordml/sdtdatahash" xmlns:w16se="http://schemas.microsoft.com/office/word/2015/wordml/symex" xmlns:wpg="http://schemas.microsoft.com/office/word/2010/wordprocessingGroup" xmlns:wpi="http://schemas.microsoft.com/office/word/2010/wordprocessingInk" xmlns:wne="http://schemas.microsoft.com/office/word/2006/wordml" xmlns:wps="http://schemas.microsoft.com/office/word/2010/wordprocessingShape" mc:Ignorable="w14 w15 w16se w16cid w16 w16cex w16sdtdh wp14">
+<w:numbering xmlns:wpc="http://schemas.microsoft.com/office/word/2010/wordprocessingCanvas" xmlns:cx="http://schemas.microsoft.com/office/drawing/2014/chartex" xmlns:cx1="http://schemas.microsoft.com/office/drawing/2015/9/8/chartex" xmlns:mc="http://schemas.openxmlformats.org/markup-compatibility/2006" xmlns:o="urn:schemas-microsoft-com:office:office" xmlns:r="http://schemas.openxmlformats.org/officeDocument/2006/relationships" xmlns:m="http://schemas.openxmlformats.org/officeDocument/2006/math" xmlns:v="urn:schemas-microsoft-com:vml" xmlns:wp14="http://schemas.microsoft.com/office/word/2010/wordprocessingDrawing" xmlns:wp="http://schemas.openxmlformats.org/drawingml/2006/wordprocessingDrawing" xmlns:w10="urn:schemas-microsoft-com:office:word" xmlns:w="http://schemas.openxmlformats.org/wordprocessingml/2006/main" xmlns:w14="http://schemas.microsoft.com/office/word/2010/wordml" xmlns:w15="http://schemas.microsoft.com/office/word/2012/wordml" xmlns:w16se="http://schemas.microsoft.com/office/word/2015/wordml/symex" xmlns:wpg="http://schemas.microsoft.com/office/word/2010/wordprocessingGroup" xmlns:wpi="http://schemas.microsoft.com/office/word/2010/wordprocessingInk" xmlns:wne="http://schemas.microsoft.com/office/word/2006/wordml" xmlns:wps="http://schemas.microsoft.com/office/word/2010/wordprocessingShape" mc:Ignorable="w14 w15 w16se wp14">
   <w:abstractNum w:abstractNumId="0" w15:restartNumberingAfterBreak="0">
     <w:nsid w:val="0AD533D1"/>
     <w:multiLevelType w:val="multilevel"/>
@@ -7785,26 +7555,26 @@
       </w:rPr>
     </w:lvl>
   </w:abstractNum>
-  <w:num w:numId="1" w16cid:durableId="850607451">
+  <w:num w:numId="1">
     <w:abstractNumId w:val="0"/>
   </w:num>
-  <w:num w:numId="2" w16cid:durableId="1764455419">
+  <w:num w:numId="2">
     <w:abstractNumId w:val="3"/>
   </w:num>
-  <w:num w:numId="3" w16cid:durableId="1547638205">
+  <w:num w:numId="3">
     <w:abstractNumId w:val="2"/>
   </w:num>
-  <w:num w:numId="4" w16cid:durableId="1759054276">
+  <w:num w:numId="4">
     <w:abstractNumId w:val="4"/>
   </w:num>
-  <w:num w:numId="5" w16cid:durableId="1757287814">
+  <w:num w:numId="5">
     <w:abstractNumId w:val="1"/>
   </w:num>
 </w:numbering>
 </file>
 
 <file path=word/styles.xml><?xml version="1.0" encoding="utf-8"?>
-<w:styles xmlns:mc="http://schemas.openxmlformats.org/markup-compatibility/2006" xmlns:r="http://schemas.openxmlformats.org/officeDocument/2006/relationships" xmlns:w="http://schemas.openxmlformats.org/wordprocessingml/2006/main" xmlns:w14="http://schemas.microsoft.com/office/word/2010/wordml" xmlns:w15="http://schemas.microsoft.com/office/word/2012/wordml" xmlns:w16cex="http://schemas.microsoft.com/office/word/2018/wordml/cex" xmlns:w16cid="http://schemas.microsoft.com/office/word/2016/wordml/cid" xmlns:w16="http://schemas.microsoft.com/office/word/2018/wordml" xmlns:w16sdtdh="http://schemas.microsoft.com/office/word/2020/wordml/sdtdatahash" xmlns:w16se="http://schemas.microsoft.com/office/word/2015/wordml/symex" mc:Ignorable="w14 w15 w16se w16cid w16 w16cex w16sdtdh">
+<w:styles xmlns:mc="http://schemas.openxmlformats.org/markup-compatibility/2006" xmlns:r="http://schemas.openxmlformats.org/officeDocument/2006/relationships" xmlns:w="http://schemas.openxmlformats.org/wordprocessingml/2006/main" xmlns:w14="http://schemas.microsoft.com/office/word/2010/wordml" xmlns:w15="http://schemas.microsoft.com/office/word/2012/wordml" xmlns:w16se="http://schemas.microsoft.com/office/word/2015/wordml/symex" mc:Ignorable="w14 w15 w16se">
   <w:docDefaults>
     <w:rPrDefault>
       <w:rPr>
@@ -7820,7 +7590,7 @@
       </w:pPr>
     </w:pPrDefault>
   </w:docDefaults>
-  <w:latentStyles w:defLockedState="0" w:defUIPriority="99" w:defSemiHidden="0" w:defUnhideWhenUsed="0" w:defQFormat="0" w:count="376">
+  <w:latentStyles w:defLockedState="0" w:defUIPriority="99" w:defSemiHidden="0" w:defUnhideWhenUsed="0" w:defQFormat="0" w:count="371">
     <w:lsdException w:name="Normal" w:uiPriority="0" w:qFormat="1"/>
     <w:lsdException w:name="heading 1" w:uiPriority="9" w:qFormat="1"/>
     <w:lsdException w:name="heading 2" w:semiHidden="1" w:uiPriority="9" w:unhideWhenUsed="1" w:qFormat="1"/>
@@ -8192,11 +7962,6 @@
     <w:lsdException w:name="List Table 5 Dark Accent 6" w:uiPriority="50"/>
     <w:lsdException w:name="List Table 6 Colorful Accent 6" w:uiPriority="51"/>
     <w:lsdException w:name="List Table 7 Colorful Accent 6" w:uiPriority="52"/>
-    <w:lsdException w:name="Mention" w:semiHidden="1" w:unhideWhenUsed="1"/>
-    <w:lsdException w:name="Smart Hyperlink" w:semiHidden="1" w:unhideWhenUsed="1"/>
-    <w:lsdException w:name="Hashtag" w:semiHidden="1" w:unhideWhenUsed="1"/>
-    <w:lsdException w:name="Unresolved Mention" w:semiHidden="1" w:unhideWhenUsed="1"/>
-    <w:lsdException w:name="Smart Link" w:semiHidden="1" w:unhideWhenUsed="1"/>
   </w:latentStyles>
   <w:style w:type="paragraph" w:default="1" w:styleId="Normal">
     <w:name w:val="Normal"/>
@@ -8335,7 +8100,7 @@
       <w:u w:val="single"/>
     </w:rPr>
   </w:style>
-  <w:style w:type="character" w:styleId="UnresolvedMention">
+  <w:style w:type="character" w:customStyle="1" w:styleId="UnresolvedMention">
     <w:name w:val="Unresolved Mention"/>
     <w:basedOn w:val="DefaultParagraphFont"/>
     <w:uiPriority w:val="99"/>
